--- a/docs/wip/Content_Rules_Compliance_Audit_WIP_Pass.docx
+++ b/docs/wip/Content_Rules_Compliance_Audit_WIP_Pass.docx
@@ -278,7 +278,7 @@
                 <w:sz w:val="17"/>
                 <w:szCs w:val="17"/>
               </w:rPr>
-              <w:t xml:space="preserve">three of the findings below have already been fixed, as a proof-of-concept for what bringing a document into compliance actually looks like. (1) Token Lock's color list now includes the light-blue accent — the pattern-palette and background gaps noted below are still open. (2) All 3 role-narrative Word docs now display the canonical pattern legend directly above their composition table. (3) The one under-labeled convergence-gap mention in Talking Through Your Questions now carries an explicit "modeled, not observed" note. Each fixed finding below is marked accordingly. The bigger open question — the two-design-systems finding itself, and what to do about the 3 role-narrative pages' font stack and type scale — was deliberately left untouched: this remediation pass touched only the Word-doc companions and the rule text, never the live, published HTML.</w:t>
+              <w:t xml:space="preserve">Round 1 (Word-doc companions only): three of the findings below were fixed, as a proof-of-concept for what bringing a document into compliance actually looks like. (1) Token Lock's color list now includes the light-blue accent — the pattern-palette and background gaps noted below are still open. (2) All 3 role-narrative Word docs now display the canonical pattern legend directly above their composition table. (3) The one under-labeled convergence-gap mention in Talking Through Your Questions now carries an explicit "modeled, not observed" note. This round touched only the Word-doc companions and the rule text, never the live, published HTML. Round 2 (live HTML, WIP-wide): the font portion of the headline finding below has since been resolved — every WIP document now uses one shared, genuinely Word-compatible font stack (Georgia/Segoe UI/Consolas), and Rule 1 (Token Lock) has been rewritten to require it and rule out Google Fonts. What was still open after Round 2: the print-pipeline pages' point-based sizing and their live HTML not yet displaying a pattern legend. Round 3 (live HTML, the 3 role-narrative pages): that layout/type-scale half is now resolved too — CHRO, HRBP Manager, and Recruiter were rebuilt off their print-pipeline layout onto the standard site's own system (px-based Standing Type Scale, standard masthead/page chrome, and a live pattern legend), closing the headline finding and the Rule 2 and Rule 5 gaps below in one pass. Their Word and PDF exports were left untouched, keeping their own dedicated print layout matched to the rest of the framework on fonts and colors only.</w:t>
             </w:r>
           </w:p>
         </w:tc>
@@ -307,6 +307,17 @@
         </w:rPr>
         <w:t xml:space="preserve">Headline Finding: Two Design Systems Are Currently Coexisting</w:t>
       </w:r>
+      <w:r>
+        <w:rPr>
+          <w:rFonts w:ascii="Segoe UI" w:cs="Segoe UI" w:eastAsia="Segoe UI" w:hAnsi="Segoe UI"/>
+          <w:i/>
+          <w:iCs/>
+          <w:color w:val="888888"/>
+          <w:sz w:val="14"/>
+          <w:szCs w:val="14"/>
+        </w:rPr>
+        <w:t xml:space="preserve"> (as originally found — see Round 3 update above for what's since changed)</w:t>
+      </w:r>
     </w:p>
     <w:p>
       <w:pPr>
@@ -319,7 +330,7 @@
           <w:sz w:val="18"/>
           <w:szCs w:val="18"/>
         </w:rPr>
-        <w:t xml:space="preserve">The 3 role pattern-transition narratives (CHRO, HRBP Manager, Recruiter) were built for a print/PDF export pipeline and use a genuinely different system than the rest of the WIP hub: Segoe UI and Georgia instead of DM Sans/Playfair Display/DM Mono, point-based sizing instead of the standard px scale, no callout boxes, and no pattern legend anywhere on the page. The other 6 documents already follow the site's native HTML masthead system closely. This isn't a defect in either set — the print system was a deliberate, reasoned choice for a PDF export pipeline — but it means Token Lock and the Standing Type Scale, as currently worded, would need an explicit carve-out for print-oriented exhibit pages, or those 3 pages would need to be rebuilt onto the standard system. That's a real decision, not a bug to quietly fix.</w:t>
+        <w:t xml:space="preserve">The 3 role pattern-transition narratives (CHRO, HRBP Manager, Recruiter) were built for a print/PDF export pipeline and use a genuinely different system than the rest of the WIP hub: Segoe UI and Georgia instead of DM Sans/Playfair Display/DM Mono, point-based sizing instead of the standard px scale, no callout boxes, and no pattern legend anywhere on the page. The other 6 documents already follow the site's native HTML masthead system closely. This isn't a defect in either set — the print system was a deliberate, reasoned choice for a PDF export pipeline — but it means Token Lock and the Standing Type Scale, as currently worded, would need an explicit carve-out for print-oriented exhibit pages, or those 3 pages would need to be rebuilt onto the standard system. That's a real decision, not a bug to quietly fix. Since resolved on the font axis: Rule 1 now requires Segoe UI/Georgia/Consolas everywhere, so the WIP hub no longer has two font stacks, only two layout/scale conventions (print pt-based vs. standard px-based, with or without callouts and a live pattern legend). Since fully resolved: the decision was made — the 3 pages were rebuilt onto the standard system rather than carved out, so the WIP hub's live HTML now runs one design system throughout, at every layer. Their Word/PDF companions keep a separate, deliberate print layout, which was never the part of this finding in question.</w:t>
       </w:r>
     </w:p>
     <w:p>
@@ -393,7 +404,7 @@
               <w:bottom w:type="dxa" w:w="90"/>
               <w:right w:type="dxa" w:w="100"/>
             </w:tcMar>
-            <w:vAlign w:val="center"/>
+            <w:vAlign w:val="bottom"/>
           </w:tcPr>
           <w:p>
             <w:r>
@@ -426,7 +437,7 @@
               <w:bottom w:type="dxa" w:w="90"/>
               <w:right w:type="dxa" w:w="100"/>
             </w:tcMar>
-            <w:vAlign w:val="center"/>
+            <w:vAlign w:val="bottom"/>
           </w:tcPr>
           <w:p>
             <w:r>
@@ -459,7 +470,7 @@
               <w:bottom w:type="dxa" w:w="90"/>
               <w:right w:type="dxa" w:w="100"/>
             </w:tcMar>
-            <w:vAlign w:val="center"/>
+            <w:vAlign w:val="bottom"/>
           </w:tcPr>
           <w:p>
             <w:r>
@@ -845,7 +856,7 @@
           <w:sz w:val="21"/>
           <w:szCs w:val="21"/>
         </w:rPr>
-        <w:t xml:space="preserve">Visual System &amp; Hierarchy — 7 Rules</w:t>
+        <w:t xml:space="preserve">Visual System &amp; Hierarchy — 8 Rules</w:t>
       </w:r>
     </w:p>
     <w:tbl>
@@ -886,7 +897,7 @@
               <w:bottom w:type="dxa" w:w="90"/>
               <w:right w:type="dxa" w:w="100"/>
             </w:tcMar>
-            <w:vAlign w:val="center"/>
+            <w:vAlign w:val="bottom"/>
           </w:tcPr>
           <w:p>
             <w:r>
@@ -919,7 +930,7 @@
               <w:bottom w:type="dxa" w:w="90"/>
               <w:right w:type="dxa" w:w="100"/>
             </w:tcMar>
-            <w:vAlign w:val="center"/>
+            <w:vAlign w:val="bottom"/>
           </w:tcPr>
           <w:p>
             <w:r>
@@ -952,7 +963,7 @@
               <w:bottom w:type="dxa" w:w="90"/>
               <w:right w:type="dxa" w:w="100"/>
             </w:tcMar>
-            <w:vAlign w:val="center"/>
+            <w:vAlign w:val="bottom"/>
           </w:tcPr>
           <w:p>
             <w:r>
@@ -978,12 +989,12 @@
           <w:tcPr>
             <w:tcW w:type="dxa" w:w="1100"/>
             <w:tcBorders>
-              <w:top w:val="single" w:color="1B4F8A" w:sz="2"/>
-              <w:left w:val="single" w:color="1B4F8A" w:sz="2"/>
-              <w:bottom w:val="single" w:color="1B4F8A" w:sz="2"/>
-              <w:right w:val="single" w:color="1B4F8A" w:sz="2"/>
-            </w:tcBorders>
-            <w:shd w:fill="FFFFFF" w:val="clear"/>
+              <w:top w:val="single" w:color="DDE3EE" w:sz="2"/>
+              <w:left w:val="single" w:color="DDE3EE" w:sz="2"/>
+              <w:bottom w:val="single" w:color="DDE3EE" w:sz="2"/>
+              <w:right w:val="single" w:color="DDE3EE" w:sz="2"/>
+            </w:tcBorders>
+            <w:shd w:fill="EEF3FA" w:val="clear"/>
             <w:tcMar>
               <w:top w:type="dxa" w:w="60"/>
               <w:left w:type="dxa" w:w="80"/>
@@ -1005,7 +1016,7 @@
                 <w:sz w:val="12"/>
                 <w:szCs w:val="12"/>
               </w:rPr>
-              <w:t xml:space="preserve">GAP</w:t>
+              <w:t xml:space="preserve">FIXED</w:t>
             </w:r>
           </w:p>
         </w:tc>
@@ -1073,7 +1084,7 @@
                 <w:sz w:val="16"/>
                 <w:szCs w:val="16"/>
               </w:rPr>
-              <w:t xml:space="preserve">The light-blue portion of the rule-gap finding above is now fixed — Rule 1 explicitly lists it as locked. The pattern-palette and background gaps remain open. Separately, the 3 role-narrative pages still use an entirely different font stack on the live HTML (Segoe UI / Georgia) rather than DM Sans / Playfair Display / DM Mono — untouched by this remediation pass, which deliberately stayed inside the Word-doc companions.</w:t>
+              <w:t xml:space="preserve">The light-blue portion of the rule-gap finding above is fixed — Rule 1 explicitly lists it as locked. The font-stack mismatch is also fixed: every WIP document, print-pipeline and standard-site alike, now uses the same Word-compatible font set (Georgia/Segoe UI/Consolas), and Rule 1 itself now mandates this and rules out Google Fonts by name. The print-pipeline pages' pt-based sizing and missing live pattern legend — the last non-color piece of this finding — is also now fixed; see Rule 5 and Rule 2 below. Still open: the pattern-palette and background color gaps noted above.</w:t>
             </w:r>
           </w:p>
         </w:tc>
@@ -1091,7 +1102,7 @@
               <w:bottom w:val="single" w:color="DDE3EE" w:sz="2"/>
               <w:right w:val="single" w:color="DDE3EE" w:sz="2"/>
             </w:tcBorders>
-            <w:shd w:fill="9FC2EE" w:val="clear"/>
+            <w:shd w:fill="EEF3FA" w:val="clear"/>
             <w:tcMar>
               <w:top w:type="dxa" w:w="60"/>
               <w:left w:type="dxa" w:w="80"/>
@@ -1113,7 +1124,7 @@
                 <w:sz w:val="12"/>
                 <w:szCs w:val="12"/>
               </w:rPr>
-              <w:t xml:space="preserve">MIXED</w:t>
+              <w:t xml:space="preserve">FIXED</w:t>
             </w:r>
           </w:p>
         </w:tc>
@@ -1181,7 +1192,7 @@
                 <w:sz w:val="16"/>
                 <w:szCs w:val="16"/>
               </w:rPr>
-              <w:t xml:space="preserve">Fixed in the Word-doc companions: all 3 role-narrative docx now display the canonical pattern legend — the same fixed color-and-label mapping used by the live dashboard — directly above their composition table. The live HTML pages for these 3 roles still don't display or link one; this pass deliberately touched only the docx, so that gap stays open until a live-site pass is authorized.</w:t>
+              <w:t xml:space="preserve">Fixed everywhere now: all 3 role-narrative Word docs already displayed the canonical pattern legend above their composition table, and the live HTML pages for all 3 roles now display the same legend too, rebuilt onto the standard system — the same fixed color-and-label mapping used by the live dashboard, on both formats.</w:t>
             </w:r>
           </w:p>
         </w:tc>
@@ -1415,7 +1426,7 @@
               <w:bottom w:val="single" w:color="DDE3EE" w:sz="2"/>
               <w:right w:val="single" w:color="DDE3EE" w:sz="2"/>
             </w:tcBorders>
-            <w:shd w:fill="9FC2EE" w:val="clear"/>
+            <w:shd w:fill="EEF3FA" w:val="clear"/>
             <w:tcMar>
               <w:top w:type="dxa" w:w="60"/>
               <w:left w:type="dxa" w:w="80"/>
@@ -1437,7 +1448,7 @@
                 <w:sz w:val="12"/>
                 <w:szCs w:val="12"/>
               </w:rPr>
-              <w:t xml:space="preserve">MIXED</w:t>
+              <w:t xml:space="preserve">FIXED</w:t>
             </w:r>
           </w:p>
         </w:tc>
@@ -1505,7 +1516,7 @@
                 <w:sz w:val="16"/>
                 <w:szCs w:val="16"/>
               </w:rPr>
-              <w:t xml:space="preserve">The 6 standard-system documents track the locked scale closely (H1 22–28px, H2 16–20px, body 13–14.5px). The 3 role-narrative pages use a smaller, point-based scale from their print pipeline that doesn’t map onto these px ranges at all — same root cause as the headline finding.</w:t>
+              <w:t xml:space="preserve">All 9 documents' live HTML now track the locked scale closely (H1 22–28px, H2 16–20px, body 13–14.5px) — the 3 role-narrative pages were rebuilt off their print-pipeline point-based sizing onto this same px scale, closing the last surviving piece of the headline finding. Their Word/PDF companions keep their own point-based print sizing, consistent with every other WIP docx/PDF export — this rule concerns live HTML pages specifically.</w:t>
             </w:r>
           </w:p>
         </w:tc>
@@ -1722,6 +1733,114 @@
                 <w:szCs w:val="16"/>
               </w:rPr>
               <w:t xml:space="preserve">None of these 9 documents are executive-summary/briefing content sitting alongside a technical source — this rule targets the CHRO-facing briefing series specifically, which isn’t part of the WIP set. Nothing to check here yet.</w:t>
+            </w:r>
+          </w:p>
+        </w:tc>
+      </w:tr>
+      <w:tr>
+        <w:trPr>
+          <w:cantSplit/>
+        </w:trPr>
+        <w:tc>
+          <w:tcPr>
+            <w:tcW w:type="dxa" w:w="1100"/>
+            <w:tcBorders>
+              <w:top w:val="single" w:color="DDE3EE" w:sz="2"/>
+              <w:left w:val="single" w:color="DDE3EE" w:sz="2"/>
+              <w:bottom w:val="single" w:color="DDE3EE" w:sz="2"/>
+              <w:right w:val="single" w:color="DDE3EE" w:sz="2"/>
+            </w:tcBorders>
+            <w:shd w:fill="EEF3FA" w:val="clear"/>
+            <w:tcMar>
+              <w:top w:type="dxa" w:w="60"/>
+              <w:left w:type="dxa" w:w="80"/>
+              <w:bottom w:type="dxa" w:w="60"/>
+              <w:right w:type="dxa" w:w="80"/>
+            </w:tcMar>
+            <w:vAlign w:val="center"/>
+          </w:tcPr>
+          <w:p>
+            <w:pPr>
+              <w:jc w:val="center"/>
+            </w:pPr>
+            <w:r>
+              <w:rPr>
+                <w:rFonts w:ascii="Segoe UI" w:cs="Segoe UI" w:eastAsia="Segoe UI" w:hAnsi="Segoe UI"/>
+                <w:b/>
+                <w:bCs/>
+                <w:color w:val="0D2D4F"/>
+                <w:sz w:val="12"/>
+                <w:szCs w:val="12"/>
+              </w:rPr>
+              <w:t xml:space="preserve">FIXED</w:t>
+            </w:r>
+          </w:p>
+        </w:tc>
+        <w:tc>
+          <w:tcPr>
+            <w:tcW w:type="dxa" w:w="2600"/>
+            <w:tcBorders>
+              <w:top w:val="single" w:color="DDE3EE" w:sz="2"/>
+              <w:left w:val="single" w:color="DDE3EE" w:sz="2"/>
+              <w:bottom w:val="single" w:color="DDE3EE" w:sz="2"/>
+              <w:right w:val="single" w:color="DDE3EE" w:sz="2"/>
+            </w:tcBorders>
+            <w:shd w:fill="FFFFFF" w:val="clear"/>
+            <w:tcMar>
+              <w:top w:type="dxa" w:w="80"/>
+              <w:left w:type="dxa" w:w="100"/>
+              <w:bottom w:type="dxa" w:w="80"/>
+              <w:right w:type="dxa" w:w="100"/>
+            </w:tcMar>
+            <w:vAlign w:val="top"/>
+          </w:tcPr>
+          <w:p>
+            <w:r>
+              <w:rPr>
+                <w:rFonts w:ascii="Segoe UI" w:cs="Segoe UI" w:eastAsia="Segoe UI" w:hAnsi="Segoe UI"/>
+                <w:b/>
+                <w:bCs/>
+                <w:i w:val="false"/>
+                <w:iCs w:val="false"/>
+                <w:color w:val="0D2D4F"/>
+                <w:sz w:val="16"/>
+                <w:szCs w:val="16"/>
+              </w:rPr>
+              <w:t xml:space="preserve">Rule 8 — Bottom-Align Column Headings</w:t>
+            </w:r>
+          </w:p>
+        </w:tc>
+        <w:tc>
+          <w:tcPr>
+            <w:tcW w:type="dxa" w:w="6340"/>
+            <w:tcBorders>
+              <w:top w:val="single" w:color="DDE3EE" w:sz="2"/>
+              <w:left w:val="single" w:color="DDE3EE" w:sz="2"/>
+              <w:bottom w:val="single" w:color="DDE3EE" w:sz="2"/>
+              <w:right w:val="single" w:color="DDE3EE" w:sz="2"/>
+            </w:tcBorders>
+            <w:shd w:fill="FFFFFF" w:val="clear"/>
+            <w:tcMar>
+              <w:top w:type="dxa" w:w="80"/>
+              <w:left w:type="dxa" w:w="100"/>
+              <w:bottom w:type="dxa" w:w="80"/>
+              <w:right w:type="dxa" w:w="100"/>
+            </w:tcMar>
+            <w:vAlign w:val="top"/>
+          </w:tcPr>
+          <w:p>
+            <w:r>
+              <w:rPr>
+                <w:rFonts w:ascii="Segoe UI" w:cs="Segoe UI" w:eastAsia="Segoe UI" w:hAnsi="Segoe UI"/>
+                <w:b w:val="false"/>
+                <w:bCs w:val="false"/>
+                <w:i w:val="false"/>
+                <w:iCs w:val="false"/>
+                <w:color w:val="222222"/>
+                <w:sz w:val="16"/>
+                <w:szCs w:val="16"/>
+              </w:rPr>
+              <w:t xml:space="preserve">Added this pass, from a real gap Tim caught in the WIP catalog’s own table. Every document with a real column-heading table now bottom-aligns its header text: the CHRO/HRBP Manager/Recruiter composition tables (docx only — their live HTML pattern-transition views are a treemap, not a literal table), From Concept to Principle’s and The Shock Wave Effect’s tables (both HTML and docx), and this audit’s own tables (both formats), plus the WIP catalog page itself. The three rules docs and Talking Through Your Questions have no column-heading tables to check.</w:t>
             </w:r>
           </w:p>
         </w:tc>
@@ -1789,7 +1908,7 @@
               <w:bottom w:type="dxa" w:w="90"/>
               <w:right w:type="dxa" w:w="100"/>
             </w:tcMar>
-            <w:vAlign w:val="center"/>
+            <w:vAlign w:val="bottom"/>
           </w:tcPr>
           <w:p>
             <w:r>
@@ -1822,7 +1941,7 @@
               <w:bottom w:type="dxa" w:w="90"/>
               <w:right w:type="dxa" w:w="100"/>
             </w:tcMar>
-            <w:vAlign w:val="center"/>
+            <w:vAlign w:val="bottom"/>
           </w:tcPr>
           <w:p>
             <w:r>
@@ -1855,7 +1974,7 @@
               <w:bottom w:type="dxa" w:w="90"/>
               <w:right w:type="dxa" w:w="100"/>
             </w:tcMar>
-            <w:vAlign w:val="center"/>
+            <w:vAlign w:val="bottom"/>
           </w:tcPr>
           <w:p>
             <w:r>
@@ -2260,7 +2379,7 @@
               <w:bottom w:type="dxa" w:w="90"/>
               <w:right w:type="dxa" w:w="100"/>
             </w:tcMar>
-            <w:vAlign w:val="center"/>
+            <w:vAlign w:val="bottom"/>
           </w:tcPr>
           <w:p>
             <w:r>
@@ -2293,7 +2412,7 @@
               <w:bottom w:type="dxa" w:w="90"/>
               <w:right w:type="dxa" w:w="100"/>
             </w:tcMar>
-            <w:vAlign w:val="center"/>
+            <w:vAlign w:val="bottom"/>
           </w:tcPr>
           <w:p>
             <w:r>
@@ -2326,7 +2445,7 @@
               <w:bottom w:type="dxa" w:w="90"/>
               <w:right w:type="dxa" w:w="100"/>
             </w:tcMar>
-            <w:vAlign w:val="center"/>
+            <w:vAlign w:val="bottom"/>
           </w:tcPr>
           <w:p>
             <w:r>
@@ -3125,6 +3244,22 @@
         <w:t xml:space="preserve">Per-Document Snapshot</w:t>
       </w:r>
     </w:p>
+    <w:p>
+      <w:pPr>
+        <w:spacing w:after="120"/>
+      </w:pPr>
+      <w:r>
+        <w:rPr>
+          <w:rFonts w:ascii="Segoe UI" w:cs="Segoe UI" w:eastAsia="Segoe UI" w:hAnsi="Segoe UI"/>
+          <w:i/>
+          <w:iCs/>
+          <w:color w:val="888888"/>
+          <w:sz w:val="14"/>
+          <w:szCs w:val="14"/>
+        </w:rPr>
+        <w:t xml:space="preserve">All 9 documents' live HTML now share one font stack, one page-layout convention, and one type scale (Georgia/Segoe UI/Consolas and px-based Standing Type Scale, per Rule 1 and Rule 5) — the "Design system" column below is now uniform; the one remaining place a distinct system survives is the 3 role-narrative pages' own Word/PDF exports, kept as a deliberate print layout.</w:t>
+      </w:r>
+    </w:p>
     <w:tbl>
       <w:tblPr>
         <w:tblW w:type="dxa" w:w="10040"/>
@@ -3163,7 +3298,7 @@
               <w:bottom w:type="dxa" w:w="90"/>
               <w:right w:type="dxa" w:w="100"/>
             </w:tcMar>
-            <w:vAlign w:val="center"/>
+            <w:vAlign w:val="bottom"/>
           </w:tcPr>
           <w:p>
             <w:r>
@@ -3196,7 +3331,7 @@
               <w:bottom w:type="dxa" w:w="90"/>
               <w:right w:type="dxa" w:w="100"/>
             </w:tcMar>
-            <w:vAlign w:val="center"/>
+            <w:vAlign w:val="bottom"/>
           </w:tcPr>
           <w:p>
             <w:r>
@@ -3229,7 +3364,7 @@
               <w:bottom w:type="dxa" w:w="90"/>
               <w:right w:type="dxa" w:w="100"/>
             </w:tcMar>
-            <w:vAlign w:val="center"/>
+            <w:vAlign w:val="bottom"/>
           </w:tcPr>
           <w:p>
             <w:r>
@@ -3315,7 +3450,7 @@
                 <w:sz w:val="16"/>
                 <w:szCs w:val="16"/>
               </w:rPr>
-              <w:t xml:space="preserve">Print/PDF (Segoe UI, pt-based)</w:t>
+              <w:t xml:space="preserve">Standard site layout (px-based, Standing Type Scale)</w:t>
             </w:r>
           </w:p>
         </w:tc>
@@ -3349,7 +3484,7 @@
                 <w:sz w:val="16"/>
                 <w:szCs w:val="16"/>
               </w:rPr>
-              <w:t xml:space="preserve">Pattern legend now included (Word doc); live HTML type scale still doesn't map to the standard px ranges</w:t>
+              <w:t xml:space="preserve">Live HTML rebuilt onto the standard system; pattern legend included. Word/PDF export keeps its own dedicated print layout (Segoe UI/Georgia, pt-based)</w:t>
             </w:r>
           </w:p>
         </w:tc>
@@ -3422,7 +3557,7 @@
                 <w:sz w:val="16"/>
                 <w:szCs w:val="16"/>
               </w:rPr>
-              <w:t xml:space="preserve">Print/PDF (Segoe UI, pt-based)</w:t>
+              <w:t xml:space="preserve">Standard site layout (px-based, Standing Type Scale)</w:t>
             </w:r>
           </w:p>
         </w:tc>
@@ -3529,7 +3664,7 @@
                 <w:sz w:val="16"/>
                 <w:szCs w:val="16"/>
               </w:rPr>
-              <w:t xml:space="preserve">Print/PDF (Segoe UI, pt-based)</w:t>
+              <w:t xml:space="preserve">Standard site layout (px-based, Standing Type Scale)</w:t>
             </w:r>
           </w:p>
         </w:tc>
@@ -3636,7 +3771,7 @@
                 <w:sz w:val="16"/>
                 <w:szCs w:val="16"/>
               </w:rPr>
-              <w:t xml:space="preserve">Standard site (DM Sans/Playfair)</w:t>
+              <w:t xml:space="preserve">Standard site layout (px-based, Standing Type Scale)</w:t>
             </w:r>
           </w:p>
         </w:tc>
@@ -3743,7 +3878,7 @@
                 <w:sz w:val="16"/>
                 <w:szCs w:val="16"/>
               </w:rPr>
-              <w:t xml:space="preserve">Standard site (DM Sans/Playfair)</w:t>
+              <w:t xml:space="preserve">Standard site layout (px-based, Standing Type Scale)</w:t>
             </w:r>
           </w:p>
         </w:tc>
@@ -3850,7 +3985,7 @@
                 <w:sz w:val="16"/>
                 <w:szCs w:val="16"/>
               </w:rPr>
-              <w:t xml:space="preserve">Standard site (DM Sans/Playfair)</w:t>
+              <w:t xml:space="preserve">Standard site layout (px-based, Standing Type Scale)</w:t>
             </w:r>
           </w:p>
         </w:tc>
@@ -3957,7 +4092,7 @@
                 <w:sz w:val="16"/>
                 <w:szCs w:val="16"/>
               </w:rPr>
-              <w:t xml:space="preserve">Standard site (DM Sans/Playfair)</w:t>
+              <w:t xml:space="preserve">Standard site layout (px-based, Standing Type Scale)</w:t>
             </w:r>
           </w:p>
         </w:tc>
@@ -4064,7 +4199,7 @@
                 <w:sz w:val="16"/>
                 <w:szCs w:val="16"/>
               </w:rPr>
-              <w:t xml:space="preserve">Standard site (DM Sans/Playfair)</w:t>
+              <w:t xml:space="preserve">Standard site layout (px-based, Standing Type Scale)</w:t>
             </w:r>
           </w:p>
         </w:tc>
@@ -4171,7 +4306,7 @@
                 <w:sz w:val="16"/>
                 <w:szCs w:val="16"/>
               </w:rPr>
-              <w:t xml:space="preserve">Standard site (DM Sans/Playfair)</w:t>
+              <w:t xml:space="preserve">Standard site layout (px-based, Standing Type Scale)</w:t>
             </w:r>
           </w:p>
         </w:tc>
@@ -4246,7 +4381,7 @@
           <w:sz w:val="18"/>
           <w:szCs w:val="18"/>
         </w:rPr>
-        <w:t xml:space="preserve">Taken together: none of the 17 rules turned up a real violation inside this document set. What the pass did surface is more useful than a clean bill of health would have been — a concrete color-list gap in Rule 1 (partially fixed already), a real fixable content gap in Rule 2, and a real, structural question (what to do about the print-system pages) that's worth deciding deliberately rather than discovering later once more print-oriented pages exist. Both are good, specific material for the actual Feasibility Review conversation with GiGi, and neither required rewriting anything to find.</w:t>
+        <w:t xml:space="preserve">Taken together: none of the 18 rules turned up a real violation inside this document set. What the pass did surface is more useful than a clean bill of health would have been — a concrete color-list gap in Rule 1 (now fixed), a real fixable content gap in Rule 2 (now fixed), and a real, structural question (what to do about the print-system pages) that was worth deciding deliberately rather than discovering later once more print-oriented pages exist. That structural question has since been resolved: the 3 role-narrative pages were rebuilt onto the standard system rather than carved out, closing the two-design-systems finding entirely. All of this is good, specific material for the actual Feasibility Review conversation with GiGi, and none of it required rewriting anything to find.</w:t>
       </w:r>
     </w:p>
     <w:p>
@@ -4260,7 +4395,7 @@
           <w:sz w:val="18"/>
           <w:szCs w:val="18"/>
         </w:rPr>
-        <w:t xml:space="preserve">A small remediation pass followed this audit, as a proof-of-concept for what compliance actually looks like once a gap is confirmed real: the light-blue accent was folded into Rule 1, all 3 role-narrative Word docs now carry the canonical pattern legend, and the one under-labeled convergence-gap mention was tightened. All three fixes stayed inside the Word-doc companions and the rule text itself — nothing on the live, published framework was touched.</w:t>
+        <w:t xml:space="preserve">Three remediation rounds followed this audit. Round 1 was a proof-of-concept for what compliance actually looks like once a gap is confirmed real: the light-blue accent was folded into Rule 1, all 3 role-narrative Word docs got the canonical pattern legend, and the one under-labeled convergence-gap mention was tightened — all three fixes stayed inside the Word-doc companions and the rule text itself, nothing on the live, published framework was touched. Round 2 went further and did touch the live HTML: every WIP document was moved onto one shared, genuinely Word-compatible font stack (Georgia/Segoe UI/Consolas, no Google Fonts), and Rule 1 was rewritten to require it. Round 3 went further still: the 3 role-narrative pages were rebuilt off their print-pipeline layout onto the standard system entirely — px-based Standing Type Scale, standard page chrome, and a live pattern legend — closing the headline finding and the Rule 2 and Rule 5 gaps in one pass. Their Word/PDF exports were left untouched, keeping their own dedicated print layout matched to the rest of the framework on fonts and colors only. All three rounds stayed inside the WIP hub — nothing on the live, published framework was touched by any of them.</w:t>
       </w:r>
     </w:p>
     <w:p>
@@ -4274,7 +4409,7 @@
           <w:sz w:val="18"/>
           <w:szCs w:val="18"/>
         </w:rPr>
-        <w:t xml:space="preserve">Next step, per the staged approach: once the rules themselves move past Concept and both Tim and GiGi approve them, the same treatment extends to the live framework itself — every published HTML page, not just these 9 WIP documents — starting with the two-design-systems decision above, since that one question drives most of the remaining Rule 1 and Rule 5 findings. This POC pass already shows what that full audit would look like: run the same 17 rules against the whole site, confirm each hit by hand before calling it a violation, and fix only what's real.</w:t>
+        <w:t xml:space="preserve">Next step, per the staged approach: once the rules themselves move past Concept and both Tim and GiGi approve them, the same treatment extends to the live framework itself — every published HTML page, not just these 9 WIP documents. With the WIP hub now internally consistent on fonts, colors, and layout, that next step is squarely the one open question Rule 1's own example note already names: the live dashboard and docs site still run the original Google-Fonts-based type system, and extending Word-compatible-only fonts (and the standard type scale) there remains a separate, not-yet-made decision — not something this pass touched. This POC pass already shows what that full audit would look like: run the same 18 rules against the whole site, confirm each hit by hand before calling it a violation, and fix only what's real.</w:t>
       </w:r>
     </w:p>
     <w:p>
